--- a/3-能力管理/运行记录类文件/030202-运维服务能力管理报告（截止2025年8月）.docx
+++ b/3-能力管理/运行记录类文件/030202-运维服务能力管理报告（截止2025年8月）.docx
@@ -4608,7 +4608,7 @@
           <w:rFonts w:hint="eastAsia"/>
           <w:lang w:val="en-US" w:eastAsia="zh-CN"/>
         </w:rPr>
-        <w:t>78.43%</w:t>
+        <w:t>78.43</w:t>
       </w:r>
       <w:r>
         <w:rPr>
@@ -5177,7 +5177,7 @@
           <w:rFonts w:hint="eastAsia"/>
           <w:lang w:val="en-US" w:eastAsia="zh-CN"/>
         </w:rPr>
-        <w:t>2025年6月对运维工具进行了一次自评估，达到设定目标</w:t>
+        <w:t>2025年8月对运维工具进行了一次自评估，达到设定目标。</w:t>
       </w:r>
     </w:p>
     <w:p>
@@ -5251,6 +5251,8 @@
         <w:t>备件库管理情况总结</w:t>
       </w:r>
       <w:bookmarkEnd w:id="15"/>
+      <w:bookmarkStart w:id="47" w:name="_GoBack"/>
+      <w:bookmarkEnd w:id="47"/>
     </w:p>
     <w:p>
       <w:pPr>
@@ -8749,8 +8751,6 @@
         </w:rPr>
         <w:t>制度</w:t>
       </w:r>
-      <w:bookmarkStart w:id="47" w:name="_GoBack"/>
-      <w:bookmarkEnd w:id="47"/>
       <w:r>
         <w:t>。组织完成专项应急演练，应急预案覆盖率和及时响应率均达到既定目标要求。</w:t>
       </w:r>
